--- a/templates/common-paper-cc-by-4.0/common-paper-amendment/template.docx
+++ b/templates/common-paper-cc-by-4.0/common-paper-amendment/template.docx
@@ -948,6 +948,11 @@
               </w:rPr>
             </w:pPr>
             <w:r>
+              <w:rPr>
+                <w:rFonts w:ascii="Arial" w:eastAsia="Arial" w:hAnsi="Arial" w:cs="Arial"/>
+                <w:sz w:val="18"/>
+                <w:szCs w:val="18"/>
+              </w:rPr>
               <w:t>{party_1_signatory_name}</w:t>
             </w:r>
           </w:p>
@@ -1001,6 +1006,11 @@
               </w:rPr>
             </w:pPr>
             <w:r>
+              <w:rPr>
+                <w:rFonts w:ascii="Arial" w:eastAsia="Arial" w:hAnsi="Arial" w:cs="Arial"/>
+                <w:sz w:val="18"/>
+                <w:szCs w:val="18"/>
+              </w:rPr>
               <w:t>{party_2_signatory_name}</w:t>
             </w:r>
           </w:p>
@@ -1066,6 +1076,11 @@
               </w:rPr>
             </w:pPr>
             <w:r>
+              <w:rPr>
+                <w:rFonts w:ascii="Arial" w:eastAsia="Arial" w:hAnsi="Arial" w:cs="Arial"/>
+                <w:sz w:val="18"/>
+                <w:szCs w:val="18"/>
+              </w:rPr>
               <w:t>{party_1_signatory_title_display}</w:t>
             </w:r>
           </w:p>
@@ -1119,6 +1134,11 @@
               </w:rPr>
             </w:pPr>
             <w:r>
+              <w:rPr>
+                <w:rFonts w:ascii="Arial" w:eastAsia="Arial" w:hAnsi="Arial" w:cs="Arial"/>
+                <w:sz w:val="18"/>
+                <w:szCs w:val="18"/>
+              </w:rPr>
               <w:t>{party_2_signatory_title_display}</w:t>
             </w:r>
           </w:p>
@@ -1206,6 +1226,11 @@
               </w:rPr>
             </w:pPr>
             <w:r>
+              <w:rPr>
+                <w:rFonts w:ascii="Arial" w:eastAsia="Arial" w:hAnsi="Arial" w:cs="Arial"/>
+                <w:sz w:val="18"/>
+                <w:szCs w:val="18"/>
+              </w:rPr>
               <w:t>{party_1_signatory_email}</w:t>
             </w:r>
           </w:p>
@@ -1259,6 +1284,11 @@
               </w:rPr>
             </w:pPr>
             <w:r>
+              <w:rPr>
+                <w:rFonts w:ascii="Arial" w:eastAsia="Arial" w:hAnsi="Arial" w:cs="Arial"/>
+                <w:sz w:val="18"/>
+                <w:szCs w:val="18"/>
+              </w:rPr>
               <w:t>{party_2_signatory_email}</w:t>
             </w:r>
           </w:p>
